--- a/help_workflow.docx
+++ b/help_workflow.docx
@@ -5,14 +5,22 @@
     <w:p>
       <w:pPr>
         <w:bidi/>
-      </w:pPr>
-      <w:r>
-        <w:rPr>
+        <w:jc w:val="lowKashida"/>
+        <w:rPr>
+          <w:rFonts w:cs="B Nazanin"/>
+        </w:rPr>
+      </w:pPr>
+      <w:r>
+        <w:rPr>
+          <w:rFonts w:cs="B Nazanin"/>
           <w:rtl/>
         </w:rPr>
         <w:t>برای مقاله‌ی تو، این‌ها از همه مفیدترند</w:t>
       </w:r>
       <w:r>
+        <w:rPr>
+          <w:rFonts w:cs="B Nazanin"/>
+        </w:rPr>
         <w:t>:</w:t>
       </w:r>
     </w:p>
@@ -23,78 +31,114 @@
           <w:numId w:val="1"/>
         </w:numPr>
         <w:bidi/>
-      </w:pPr>
-      <w:r>
-        <w:rPr>
+        <w:jc w:val="lowKashida"/>
+        <w:rPr>
+          <w:rFonts w:cs="B Nazanin"/>
+        </w:rPr>
+      </w:pPr>
+      <w:r>
+        <w:rPr>
+          <w:rFonts w:cs="B Nazanin"/>
           <w:b/>
           <w:bCs/>
         </w:rPr>
         <w:t>scientific-writing</w:t>
       </w:r>
       <w:r>
+        <w:rPr>
+          <w:rFonts w:cs="B Nazanin"/>
+        </w:rPr>
         <w:t xml:space="preserve"> → </w:t>
       </w:r>
       <w:r>
         <w:rPr>
+          <w:rFonts w:cs="B Nazanin"/>
           <w:rtl/>
         </w:rPr>
         <w:t>برای نوشتن و اصلاح</w:t>
       </w:r>
       <w:r>
+        <w:rPr>
+          <w:rFonts w:cs="B Nazanin"/>
+        </w:rPr>
         <w:t xml:space="preserve"> Introduction</w:t>
       </w:r>
       <w:r>
         <w:rPr>
+          <w:rFonts w:cs="B Nazanin"/>
           <w:rtl/>
         </w:rPr>
         <w:t xml:space="preserve">، </w:t>
       </w:r>
       <w:r>
+        <w:rPr>
+          <w:rFonts w:cs="B Nazanin"/>
+        </w:rPr>
         <w:t>Method</w:t>
       </w:r>
       <w:r>
         <w:rPr>
+          <w:rFonts w:cs="B Nazanin"/>
           <w:rtl/>
         </w:rPr>
         <w:t xml:space="preserve">، </w:t>
       </w:r>
       <w:r>
+        <w:rPr>
+          <w:rFonts w:cs="B Nazanin"/>
+        </w:rPr>
         <w:t>Results</w:t>
       </w:r>
       <w:r>
         <w:rPr>
+          <w:rFonts w:cs="B Nazanin"/>
           <w:rtl/>
         </w:rPr>
         <w:t xml:space="preserve">، </w:t>
       </w:r>
       <w:r>
+        <w:rPr>
+          <w:rFonts w:cs="B Nazanin"/>
+        </w:rPr>
         <w:t xml:space="preserve">Discussion </w:t>
       </w:r>
       <w:r>
         <w:rPr>
+          <w:rFonts w:cs="B Nazanin"/>
           <w:rtl/>
         </w:rPr>
         <w:t>و ساختار آکادمیک مقاله. طبق مستندات، روی</w:t>
       </w:r>
       <w:r>
+        <w:rPr>
+          <w:rFonts w:cs="B Nazanin"/>
+        </w:rPr>
         <w:t xml:space="preserve"> IMRAD</w:t>
       </w:r>
       <w:r>
         <w:rPr>
+          <w:rFonts w:cs="B Nazanin"/>
           <w:rtl/>
         </w:rPr>
         <w:t xml:space="preserve">، </w:t>
       </w:r>
       <w:r>
+        <w:rPr>
+          <w:rFonts w:cs="B Nazanin"/>
+        </w:rPr>
         <w:t>citation style</w:t>
       </w:r>
       <w:r>
         <w:rPr>
+          <w:rFonts w:cs="B Nazanin"/>
           <w:rtl/>
         </w:rPr>
         <w:t>، وضوح و اختصار علمی تمرکز دارد</w:t>
       </w:r>
       <w:r>
+        <w:rPr>
+          <w:rFonts w:cs="B Nazanin"/>
+        </w:rPr>
         <w:t xml:space="preserve">. </w:t>
       </w:r>
     </w:p>
@@ -105,60 +149,88 @@
           <w:numId w:val="1"/>
         </w:numPr>
         <w:bidi/>
-      </w:pPr>
-      <w:r>
-        <w:rPr>
+        <w:jc w:val="lowKashida"/>
+        <w:rPr>
+          <w:rFonts w:cs="B Nazanin"/>
+        </w:rPr>
+      </w:pPr>
+      <w:r>
+        <w:rPr>
+          <w:rFonts w:cs="B Nazanin"/>
           <w:b/>
           <w:bCs/>
         </w:rPr>
         <w:t>research-lookup</w:t>
       </w:r>
       <w:r>
+        <w:rPr>
+          <w:rFonts w:cs="B Nazanin"/>
+        </w:rPr>
         <w:t xml:space="preserve"> → </w:t>
       </w:r>
       <w:r>
         <w:rPr>
+          <w:rFonts w:cs="B Nazanin"/>
           <w:rtl/>
         </w:rPr>
         <w:t>خیلی مفید برای پیدا کردن مقاله‌هایی که</w:t>
       </w:r>
       <w:r>
+        <w:rPr>
+          <w:rFonts w:cs="B Nazanin"/>
+        </w:rPr>
         <w:t xml:space="preserve"> claim</w:t>
       </w:r>
       <w:r>
         <w:rPr>
+          <w:rFonts w:cs="B Nazanin"/>
           <w:rtl/>
         </w:rPr>
         <w:t xml:space="preserve">های متن را پشتیبانی می‌کنند، پیدا کردن کارهای جدید، </w:t>
       </w:r>
       <w:r>
+        <w:rPr>
+          <w:rFonts w:cs="B Nazanin"/>
+        </w:rPr>
         <w:t>contradiction</w:t>
       </w:r>
       <w:r>
         <w:rPr>
+          <w:rFonts w:cs="B Nazanin"/>
           <w:rtl/>
         </w:rPr>
         <w:t>ها و</w:t>
       </w:r>
       <w:r>
+        <w:rPr>
+          <w:rFonts w:cs="B Nazanin"/>
+        </w:rPr>
         <w:t xml:space="preserve"> research gap. </w:t>
       </w:r>
       <w:r>
         <w:rPr>
+          <w:rFonts w:cs="B Nazanin"/>
           <w:rtl/>
         </w:rPr>
         <w:t>حتی</w:t>
       </w:r>
       <w:r>
+        <w:rPr>
+          <w:rFonts w:cs="B Nazanin"/>
+        </w:rPr>
         <w:t xml:space="preserve"> claim-to-source mapping </w:t>
       </w:r>
       <w:r>
         <w:rPr>
+          <w:rFonts w:cs="B Nazanin"/>
           <w:rtl/>
         </w:rPr>
         <w:t>هم تولید می‌کند</w:t>
       </w:r>
       <w:r>
+        <w:rPr>
+          <w:rFonts w:cs="B Nazanin"/>
+        </w:rPr>
         <w:t xml:space="preserve">. </w:t>
       </w:r>
     </w:p>
@@ -169,60 +241,88 @@
           <w:numId w:val="1"/>
         </w:numPr>
         <w:bidi/>
-      </w:pPr>
-      <w:r>
-        <w:rPr>
+        <w:jc w:val="lowKashida"/>
+        <w:rPr>
+          <w:rFonts w:cs="B Nazanin"/>
+        </w:rPr>
+      </w:pPr>
+      <w:r>
+        <w:rPr>
+          <w:rFonts w:cs="B Nazanin"/>
           <w:b/>
           <w:bCs/>
         </w:rPr>
         <w:t>literature-review</w:t>
       </w:r>
       <w:r>
+        <w:rPr>
+          <w:rFonts w:cs="B Nazanin"/>
+        </w:rPr>
         <w:t xml:space="preserve"> → </w:t>
       </w:r>
       <w:r>
         <w:rPr>
+          <w:rFonts w:cs="B Nazanin"/>
           <w:rtl/>
         </w:rPr>
         <w:t>اگر بخواهیم</w:t>
       </w:r>
       <w:r>
+        <w:rPr>
+          <w:rFonts w:cs="B Nazanin"/>
+        </w:rPr>
         <w:t xml:space="preserve"> Related Work </w:t>
       </w:r>
       <w:r>
         <w:rPr>
+          <w:rFonts w:cs="B Nazanin"/>
           <w:rtl/>
         </w:rPr>
         <w:t>را جدی بازسازی کنیم یا</w:t>
       </w:r>
       <w:r>
+        <w:rPr>
+          <w:rFonts w:cs="B Nazanin"/>
+        </w:rPr>
         <w:t xml:space="preserve"> SOTA</w:t>
       </w:r>
       <w:r>
         <w:rPr>
+          <w:rFonts w:cs="B Nazanin"/>
           <w:rtl/>
         </w:rPr>
         <w:t>های جدید را سیستماتیک بررسی کنیم. چند دیتابیس علمی را پوشش می‌دهد و</w:t>
       </w:r>
       <w:r>
+        <w:rPr>
+          <w:rFonts w:cs="B Nazanin"/>
+        </w:rPr>
         <w:t xml:space="preserve"> citation</w:t>
       </w:r>
       <w:r>
         <w:rPr>
+          <w:rFonts w:cs="B Nazanin"/>
           <w:rtl/>
         </w:rPr>
         <w:t>ها را</w:t>
       </w:r>
       <w:r>
+        <w:rPr>
+          <w:rFonts w:cs="B Nazanin"/>
+        </w:rPr>
         <w:t xml:space="preserve"> verify </w:t>
       </w:r>
       <w:r>
         <w:rPr>
+          <w:rFonts w:cs="B Nazanin"/>
           <w:rtl/>
         </w:rPr>
         <w:t>می‌کند</w:t>
       </w:r>
       <w:r>
+        <w:rPr>
+          <w:rFonts w:cs="B Nazanin"/>
+        </w:rPr>
         <w:t xml:space="preserve">. </w:t>
       </w:r>
     </w:p>
@@ -233,87 +333,127 @@
           <w:numId w:val="1"/>
         </w:numPr>
         <w:bidi/>
-      </w:pPr>
-      <w:r>
-        <w:rPr>
+        <w:jc w:val="lowKashida"/>
+        <w:rPr>
+          <w:rFonts w:cs="B Nazanin"/>
+        </w:rPr>
+      </w:pPr>
+      <w:r>
+        <w:rPr>
+          <w:rFonts w:cs="B Nazanin"/>
           <w:b/>
           <w:bCs/>
         </w:rPr>
         <w:t>peer-review</w:t>
       </w:r>
       <w:r>
+        <w:rPr>
+          <w:rFonts w:cs="B Nazanin"/>
+        </w:rPr>
         <w:t xml:space="preserve"> → </w:t>
       </w:r>
       <w:r>
         <w:rPr>
+          <w:rFonts w:cs="B Nazanin"/>
           <w:rtl/>
         </w:rPr>
         <w:t>برای اینکه بعد از تکمیل مقاله، مثل</w:t>
       </w:r>
       <w:r>
+        <w:rPr>
+          <w:rFonts w:cs="B Nazanin"/>
+        </w:rPr>
         <w:t xml:space="preserve"> reviewer </w:t>
       </w:r>
       <w:r>
         <w:rPr>
+          <w:rFonts w:cs="B Nazanin"/>
           <w:rtl/>
         </w:rPr>
         <w:t>مقاله را</w:t>
       </w:r>
       <w:r>
+        <w:rPr>
+          <w:rFonts w:cs="B Nazanin"/>
+        </w:rPr>
         <w:t xml:space="preserve"> critique </w:t>
       </w:r>
       <w:r>
         <w:rPr>
+          <w:rFonts w:cs="B Nazanin"/>
           <w:rtl/>
         </w:rPr>
         <w:t>کنیم و ایرادهای</w:t>
       </w:r>
       <w:r>
+        <w:rPr>
+          <w:rFonts w:cs="B Nazanin"/>
+        </w:rPr>
         <w:t xml:space="preserve"> methodology</w:t>
       </w:r>
       <w:r>
         <w:rPr>
+          <w:rFonts w:cs="B Nazanin"/>
           <w:rtl/>
         </w:rPr>
         <w:t xml:space="preserve">، </w:t>
       </w:r>
       <w:r>
+        <w:rPr>
+          <w:rFonts w:cs="B Nazanin"/>
+        </w:rPr>
         <w:t>reproducibility</w:t>
       </w:r>
       <w:r>
         <w:rPr>
+          <w:rFonts w:cs="B Nazanin"/>
           <w:rtl/>
         </w:rPr>
         <w:t xml:space="preserve">، </w:t>
       </w:r>
       <w:r>
+        <w:rPr>
+          <w:rFonts w:cs="B Nazanin"/>
+        </w:rPr>
         <w:t xml:space="preserve">claims </w:t>
       </w:r>
       <w:r>
         <w:rPr>
+          <w:rFonts w:cs="B Nazanin"/>
           <w:rtl/>
         </w:rPr>
         <w:t>و</w:t>
       </w:r>
       <w:r>
+        <w:rPr>
+          <w:rFonts w:cs="B Nazanin"/>
+        </w:rPr>
         <w:t xml:space="preserve"> presentation </w:t>
       </w:r>
       <w:r>
         <w:rPr>
+          <w:rFonts w:cs="B Nazanin"/>
           <w:rtl/>
         </w:rPr>
         <w:t>را قبل از</w:t>
       </w:r>
       <w:r>
+        <w:rPr>
+          <w:rFonts w:cs="B Nazanin"/>
+        </w:rPr>
         <w:t xml:space="preserve"> submission </w:t>
       </w:r>
       <w:r>
         <w:rPr>
+          <w:rFonts w:cs="B Nazanin"/>
           <w:rtl/>
         </w:rPr>
         <w:t>پیدا کنیم</w:t>
       </w:r>
       <w:r>
+        <w:rPr>
+          <w:rFonts w:cs="B Nazanin"/>
+        </w:rPr>
         <w:t xml:space="preserve">. </w:t>
       </w:r>
     </w:p>
@@ -324,57 +464,1608 @@
           <w:numId w:val="1"/>
         </w:numPr>
         <w:bidi/>
-      </w:pPr>
-      <w:r>
-        <w:rPr>
+        <w:jc w:val="lowKashida"/>
+        <w:rPr>
+          <w:rFonts w:cs="B Nazanin"/>
+        </w:rPr>
+      </w:pPr>
+      <w:r>
+        <w:rPr>
+          <w:rFonts w:cs="B Nazanin"/>
           <w:b/>
           <w:bCs/>
         </w:rPr>
         <w:t>scientific-critical-thinking</w:t>
       </w:r>
       <w:r>
+        <w:rPr>
+          <w:rFonts w:cs="B Nazanin"/>
+        </w:rPr>
         <w:t xml:space="preserve"> → </w:t>
       </w:r>
       <w:r>
         <w:rPr>
+          <w:rFonts w:cs="B Nazanin"/>
           <w:rtl/>
         </w:rPr>
         <w:t>برای بررسی اینکه</w:t>
       </w:r>
       <w:r>
+        <w:rPr>
+          <w:rFonts w:cs="B Nazanin"/>
+        </w:rPr>
         <w:t xml:space="preserve"> claim</w:t>
       </w:r>
       <w:r>
         <w:rPr>
+          <w:rFonts w:cs="B Nazanin"/>
           <w:rtl/>
         </w:rPr>
         <w:t>هایی مثل «ماژول پیشنهادی باعث بهبود</w:t>
       </w:r>
       <w:r>
+        <w:rPr>
+          <w:rFonts w:cs="B Nazanin"/>
+        </w:rPr>
         <w:t xml:space="preserve"> feature representation </w:t>
       </w:r>
       <w:r>
         <w:rPr>
+          <w:rFonts w:cs="B Nazanin"/>
           <w:rtl/>
         </w:rPr>
         <w:t>شده» واقعاً از نتایج</w:t>
       </w:r>
       <w:r>
+        <w:rPr>
+          <w:rFonts w:cs="B Nazanin"/>
+        </w:rPr>
         <w:t xml:space="preserve"> ablation </w:t>
       </w:r>
       <w:r>
         <w:rPr>
+          <w:rFonts w:cs="B Nazanin"/>
           <w:rtl/>
         </w:rPr>
         <w:t>قابل دفاع هستند یا نه</w:t>
       </w:r>
       <w:r>
+        <w:rPr>
+          <w:rFonts w:cs="B Nazanin"/>
+        </w:rPr>
         <w:t xml:space="preserve">. </w:t>
       </w:r>
     </w:p>
     <w:p>
       <w:pPr>
         <w:bidi/>
+        <w:jc w:val="lowKashida"/>
+        <w:rPr>
+          <w:rFonts w:cs="B Nazanin"/>
+        </w:rPr>
+      </w:pPr>
+    </w:p>
+    <w:p>
+      <w:pPr>
+        <w:bidi/>
+        <w:jc w:val="lowKashida"/>
+        <w:rPr>
+          <w:rFonts w:cs="B Nazanin"/>
+        </w:rPr>
+      </w:pPr>
+    </w:p>
+    <w:p>
+      <w:pPr>
+        <w:bidi/>
+        <w:rPr>
+          <w:rFonts w:cs="B Nazanin"/>
+        </w:rPr>
+      </w:pPr>
+    </w:p>
+    <w:p>
+      <w:pPr>
+        <w:pStyle w:val="ListParagraph"/>
+        <w:numPr>
+          <w:ilvl w:val="0"/>
+          <w:numId w:val="2"/>
+        </w:numPr>
+        <w:bidi/>
+        <w:rPr>
+          <w:rFonts w:cs="B Nazanin"/>
+        </w:rPr>
+      </w:pPr>
+      <w:r>
+        <w:rPr>
+          <w:rFonts w:cs="B Nazanin"/>
+          <w:b/>
+          <w:bCs/>
+          <w:rtl/>
+        </w:rPr>
+        <w:t>اول معماری نهایی و</w:t>
+      </w:r>
+      <w:r>
+        <w:rPr>
+          <w:rFonts w:cs="B Nazanin"/>
+          <w:b/>
+          <w:bCs/>
+        </w:rPr>
+        <w:t xml:space="preserve"> Contributions </w:t>
+      </w:r>
+      <w:r>
+        <w:rPr>
+          <w:rFonts w:cs="B Nazanin"/>
+          <w:b/>
+          <w:bCs/>
+          <w:rtl/>
+        </w:rPr>
+        <w:t>را تثبیت کنیم</w:t>
+      </w:r>
+      <w:r>
+        <w:rPr>
+          <w:rFonts w:cs="B Nazanin"/>
+        </w:rPr>
+        <w:br/>
+      </w:r>
+      <w:r>
+        <w:rPr>
+          <w:rFonts w:cs="B Nazanin"/>
+          <w:rtl/>
+        </w:rPr>
+        <w:t xml:space="preserve">چون متن فعلی هنوز معماری قبلی شامل </w:t>
+      </w:r>
+      <w:r>
+        <w:rPr>
+          <w:rFonts w:cs="B Nazanin"/>
+        </w:rPr>
+        <w:t xml:space="preserve">MSC + BSEI + Detail Branch + GDF + Deep Supervision </w:t>
+      </w:r>
+      <w:r>
+        <w:rPr>
+          <w:rFonts w:cs="B Nazanin"/>
+          <w:rtl/>
+        </w:rPr>
+        <w:t>را توضیح می‌دهد، درحالی‌که باید دقیقاً با مدل نهایی‌ای که می‌خواهی</w:t>
+      </w:r>
+      <w:r>
+        <w:rPr>
+          <w:rFonts w:cs="B Nazanin"/>
+        </w:rPr>
+        <w:t xml:space="preserve"> publish </w:t>
+      </w:r>
+      <w:r>
+        <w:rPr>
+          <w:rFonts w:cs="B Nazanin"/>
+          <w:rtl/>
+        </w:rPr>
+        <w:t>کنی هماهنگ شود</w:t>
+      </w:r>
+      <w:r>
+        <w:rPr>
+          <w:rFonts w:cs="B Nazanin"/>
+        </w:rPr>
+        <w:t xml:space="preserve">. </w:t>
+      </w:r>
+    </w:p>
+    <w:p>
+      <w:pPr>
+        <w:pStyle w:val="ListParagraph"/>
+        <w:numPr>
+          <w:ilvl w:val="0"/>
+          <w:numId w:val="2"/>
+        </w:numPr>
+        <w:bidi/>
+        <w:rPr>
+          <w:rFonts w:cs="B Nazanin"/>
+        </w:rPr>
+      </w:pPr>
+      <w:r>
+        <w:rPr>
+          <w:rFonts w:cs="B Nazanin"/>
+          <w:rtl/>
+        </w:rPr>
+        <w:t xml:space="preserve">بعد </w:t>
+      </w:r>
+      <w:r>
+        <w:rPr>
+          <w:rFonts w:cs="B Nazanin"/>
+          <w:b/>
+          <w:bCs/>
+        </w:rPr>
+        <w:t>Method</w:t>
+      </w:r>
+      <w:r>
+        <w:rPr>
+          <w:rFonts w:cs="B Nazanin"/>
+        </w:rPr>
+        <w:t xml:space="preserve"> </w:t>
+      </w:r>
+      <w:r>
+        <w:rPr>
+          <w:rFonts w:cs="B Nazanin"/>
+          <w:rtl/>
+        </w:rPr>
+        <w:t>را کامل و دقیق بازنویسی کنیم</w:t>
+      </w:r>
+      <w:r>
+        <w:rPr>
+          <w:rFonts w:cs="B Nazanin"/>
+        </w:rPr>
+        <w:t xml:space="preserve">. </w:t>
+      </w:r>
+    </w:p>
+    <w:p>
+      <w:pPr>
+        <w:pStyle w:val="ListParagraph"/>
+        <w:numPr>
+          <w:ilvl w:val="0"/>
+          <w:numId w:val="2"/>
+        </w:numPr>
+        <w:bidi/>
+        <w:rPr>
+          <w:rFonts w:cs="B Nazanin"/>
+        </w:rPr>
+      </w:pPr>
+      <w:r>
+        <w:rPr>
+          <w:rFonts w:cs="B Nazanin"/>
+          <w:rtl/>
+        </w:rPr>
+        <w:t xml:space="preserve">سپس </w:t>
+      </w:r>
+      <w:r>
+        <w:rPr>
+          <w:rFonts w:cs="B Nazanin"/>
+          <w:b/>
+          <w:bCs/>
+        </w:rPr>
+        <w:t>Introduction + Contributions</w:t>
+      </w:r>
+      <w:r>
+        <w:rPr>
+          <w:rFonts w:cs="B Nazanin"/>
+        </w:rPr>
+        <w:t xml:space="preserve">. </w:t>
+      </w:r>
+    </w:p>
+    <w:p>
+      <w:pPr>
+        <w:pStyle w:val="ListParagraph"/>
+        <w:numPr>
+          <w:ilvl w:val="0"/>
+          <w:numId w:val="2"/>
+        </w:numPr>
+        <w:bidi/>
+        <w:rPr>
+          <w:rFonts w:cs="B Nazanin"/>
+        </w:rPr>
+      </w:pPr>
+      <w:r>
+        <w:rPr>
+          <w:rFonts w:cs="B Nazanin"/>
+          <w:b/>
+          <w:bCs/>
+        </w:rPr>
+        <w:t>Related Work</w:t>
+      </w:r>
+      <w:r>
+        <w:rPr>
+          <w:rFonts w:cs="B Nazanin"/>
+        </w:rPr>
+        <w:t xml:space="preserve"> </w:t>
+      </w:r>
+      <w:r>
+        <w:rPr>
+          <w:rFonts w:cs="B Nazanin"/>
+          <w:rtl/>
+        </w:rPr>
+        <w:t>را با مقالات واقعی و</w:t>
+      </w:r>
+      <w:r>
+        <w:rPr>
+          <w:rFonts w:cs="B Nazanin"/>
+        </w:rPr>
+        <w:t xml:space="preserve"> citation</w:t>
+      </w:r>
+      <w:r>
+        <w:rPr>
+          <w:rFonts w:cs="B Nazanin"/>
+          <w:rtl/>
+        </w:rPr>
+        <w:t>های معتبر تکمیل کنیم</w:t>
+      </w:r>
+      <w:r>
+        <w:rPr>
+          <w:rFonts w:cs="B Nazanin"/>
+        </w:rPr>
+        <w:t xml:space="preserve">. </w:t>
+      </w:r>
+    </w:p>
+    <w:p>
+      <w:pPr>
+        <w:pStyle w:val="ListParagraph"/>
+        <w:numPr>
+          <w:ilvl w:val="0"/>
+          <w:numId w:val="2"/>
+        </w:numPr>
+        <w:bidi/>
+        <w:rPr>
+          <w:rFonts w:cs="B Nazanin"/>
+        </w:rPr>
+      </w:pPr>
+      <w:r>
+        <w:rPr>
+          <w:rFonts w:cs="B Nazanin"/>
+          <w:b/>
+          <w:bCs/>
+        </w:rPr>
+        <w:t>Experiments / Training protocol / Metrics</w:t>
+      </w:r>
+      <w:r>
+        <w:rPr>
+          <w:rFonts w:cs="B Nazanin"/>
+        </w:rPr>
+        <w:t xml:space="preserve"> </w:t>
+      </w:r>
+      <w:r>
+        <w:rPr>
+          <w:rFonts w:cs="B Nazanin"/>
+          <w:rtl/>
+        </w:rPr>
+        <w:t>را از روی کد و نتایج واقعی بنویسیم</w:t>
+      </w:r>
+      <w:r>
+        <w:rPr>
+          <w:rFonts w:cs="B Nazanin"/>
+        </w:rPr>
+        <w:t xml:space="preserve">. </w:t>
+      </w:r>
+    </w:p>
+    <w:p>
+      <w:pPr>
+        <w:pStyle w:val="ListParagraph"/>
+        <w:numPr>
+          <w:ilvl w:val="0"/>
+          <w:numId w:val="2"/>
+        </w:numPr>
+        <w:bidi/>
+        <w:rPr>
+          <w:rFonts w:cs="B Nazanin"/>
+        </w:rPr>
+      </w:pPr>
+      <w:r>
+        <w:rPr>
+          <w:rFonts w:cs="B Nazanin"/>
+          <w:rtl/>
+        </w:rPr>
+        <w:t xml:space="preserve">جدول‌های </w:t>
+      </w:r>
+      <w:r>
+        <w:rPr>
+          <w:rFonts w:cs="B Nazanin"/>
+          <w:b/>
+          <w:bCs/>
+        </w:rPr>
+        <w:t>SOTA comparison</w:t>
+      </w:r>
+      <w:r>
+        <w:rPr>
+          <w:rFonts w:cs="B Nazanin"/>
+        </w:rPr>
+        <w:t xml:space="preserve"> </w:t>
+      </w:r>
+      <w:r>
+        <w:rPr>
+          <w:rFonts w:cs="B Nazanin"/>
+          <w:rtl/>
+        </w:rPr>
+        <w:t>را</w:t>
+      </w:r>
+      <w:r>
+        <w:rPr>
+          <w:rFonts w:cs="B Nazanin"/>
+        </w:rPr>
+        <w:t xml:space="preserve"> verify </w:t>
+      </w:r>
+      <w:r>
+        <w:rPr>
+          <w:rFonts w:cs="B Nazanin"/>
+          <w:rtl/>
+        </w:rPr>
+        <w:t>کنیم</w:t>
+      </w:r>
+      <w:r>
+        <w:rPr>
+          <w:rFonts w:cs="B Nazanin"/>
+        </w:rPr>
+        <w:t xml:space="preserve">. </w:t>
+      </w:r>
+    </w:p>
+    <w:p>
+      <w:pPr>
+        <w:pStyle w:val="ListParagraph"/>
+        <w:numPr>
+          <w:ilvl w:val="0"/>
+          <w:numId w:val="2"/>
+        </w:numPr>
+        <w:bidi/>
+        <w:rPr>
+          <w:rFonts w:cs="B Nazanin"/>
+        </w:rPr>
+      </w:pPr>
+      <w:r>
+        <w:rPr>
+          <w:rFonts w:cs="B Nazanin"/>
+          <w:b/>
+          <w:bCs/>
+        </w:rPr>
+        <w:t>Ablation Study</w:t>
+      </w:r>
+      <w:r>
+        <w:rPr>
+          <w:rFonts w:cs="B Nazanin"/>
+        </w:rPr>
+        <w:t xml:space="preserve"> </w:t>
+      </w:r>
+      <w:r>
+        <w:rPr>
+          <w:rFonts w:cs="B Nazanin"/>
+          <w:rtl/>
+        </w:rPr>
+        <w:t>را از روی</w:t>
+      </w:r>
+      <w:r>
+        <w:rPr>
+          <w:rFonts w:cs="B Nazanin"/>
+        </w:rPr>
+        <w:t xml:space="preserve"> experiment</w:t>
+      </w:r>
+      <w:r>
+        <w:rPr>
+          <w:rFonts w:cs="B Nazanin"/>
+          <w:rtl/>
+        </w:rPr>
+        <w:t>های واقعی بنویسیم</w:t>
+      </w:r>
+      <w:r>
+        <w:rPr>
+          <w:rFonts w:cs="B Nazanin"/>
+        </w:rPr>
+        <w:t xml:space="preserve">. </w:t>
+      </w:r>
+    </w:p>
+    <w:p>
+      <w:pPr>
+        <w:pStyle w:val="ListParagraph"/>
+        <w:numPr>
+          <w:ilvl w:val="0"/>
+          <w:numId w:val="2"/>
+        </w:numPr>
+        <w:bidi/>
+        <w:rPr>
+          <w:rFonts w:cs="B Nazanin"/>
+        </w:rPr>
+      </w:pPr>
+      <w:r>
+        <w:rPr>
+          <w:rFonts w:cs="B Nazanin"/>
+          <w:rtl/>
+        </w:rPr>
+        <w:t xml:space="preserve">در آخر </w:t>
+      </w:r>
+      <w:r>
+        <w:rPr>
+          <w:rFonts w:cs="B Nazanin"/>
+          <w:b/>
+          <w:bCs/>
+        </w:rPr>
+        <w:t>Discussion + Conclusion + Abstract</w:t>
+      </w:r>
+      <w:r>
+        <w:rPr>
+          <w:rFonts w:cs="B Nazanin"/>
+        </w:rPr>
+        <w:t xml:space="preserve">. </w:t>
+      </w:r>
+    </w:p>
+    <w:p>
+      <w:pPr>
+        <w:pStyle w:val="ListParagraph"/>
+        <w:numPr>
+          <w:ilvl w:val="0"/>
+          <w:numId w:val="2"/>
+        </w:numPr>
+        <w:bidi/>
+        <w:rPr>
+          <w:rFonts w:cs="B Nazanin"/>
+        </w:rPr>
+      </w:pPr>
+      <w:r>
+        <w:rPr>
+          <w:rFonts w:cs="B Nazanin"/>
+          <w:rtl/>
+        </w:rPr>
+        <w:t xml:space="preserve">نهایتاً با </w:t>
+      </w:r>
+      <w:r>
+        <w:rPr>
+          <w:rFonts w:cs="B Nazanin"/>
+        </w:rPr>
+        <w:t xml:space="preserve">peer-review </w:t>
+      </w:r>
+      <w:r>
+        <w:rPr>
+          <w:rFonts w:cs="B Nazanin"/>
+          <w:rtl/>
+        </w:rPr>
+        <w:t>کل مقاله را مثل</w:t>
+      </w:r>
+      <w:r>
+        <w:rPr>
+          <w:rFonts w:cs="B Nazanin"/>
+        </w:rPr>
+        <w:t xml:space="preserve"> reviewer </w:t>
+      </w:r>
+      <w:r>
+        <w:rPr>
+          <w:rFonts w:cs="B Nazanin"/>
+          <w:rtl/>
+        </w:rPr>
+        <w:t>بررسی کنیم</w:t>
+      </w:r>
+      <w:r>
+        <w:rPr>
+          <w:rFonts w:cs="B Nazanin"/>
+        </w:rPr>
+        <w:t>.</w:t>
+      </w:r>
+    </w:p>
+    <w:p>
+      <w:pPr>
+        <w:bidi/>
+        <w:rPr>
+          <w:rFonts w:cs="B Nazanin"/>
+        </w:rPr>
+      </w:pPr>
+      <w:r>
+        <w:rPr>
+          <w:rFonts w:cs="B Nazanin"/>
+          <w:rtl/>
+        </w:rPr>
+        <w:t>نکته مهم</w:t>
+      </w:r>
+      <w:r>
+        <w:rPr>
+          <w:rFonts w:cs="B Nazanin"/>
+        </w:rPr>
+        <w:t xml:space="preserve">: </w:t>
+      </w:r>
+      <w:r>
+        <w:rPr>
+          <w:rFonts w:cs="B Nazanin"/>
+          <w:b/>
+          <w:bCs/>
+        </w:rPr>
+        <w:t xml:space="preserve">Abstract </w:t>
+      </w:r>
+      <w:r>
+        <w:rPr>
+          <w:rFonts w:cs="B Nazanin"/>
+          <w:b/>
+          <w:bCs/>
+          <w:rtl/>
+        </w:rPr>
+        <w:t>را الان ننویسیم</w:t>
+      </w:r>
+      <w:r>
+        <w:rPr>
+          <w:rFonts w:cs="B Nazanin"/>
+          <w:rtl/>
+        </w:rPr>
+        <w:t>؛ چون تا</w:t>
+      </w:r>
+      <w:r>
+        <w:rPr>
+          <w:rFonts w:cs="B Nazanin"/>
+        </w:rPr>
+        <w:t xml:space="preserve"> Method </w:t>
+      </w:r>
+      <w:r>
+        <w:rPr>
+          <w:rFonts w:cs="B Nazanin"/>
+          <w:rtl/>
+        </w:rPr>
+        <w:t>و نتایج نهایی تثبیت نشوند احتمالاً چند بار باید تغییرش بدهیم</w:t>
+      </w:r>
+      <w:r>
+        <w:rPr>
+          <w:rFonts w:cs="B Nazanin"/>
+        </w:rPr>
+        <w:t>.</w:t>
+      </w:r>
+    </w:p>
+    <w:p>
+      <w:pPr>
+        <w:bidi/>
+        <w:rPr>
+          <w:rFonts w:cs="B Nazanin"/>
+        </w:rPr>
+      </w:pPr>
+    </w:p>
+    <w:p>
+      <w:pPr>
+        <w:bidi/>
+        <w:rPr>
+          <w:rFonts w:cs="B Nazanin"/>
+          <w:lang w:bidi="fa-IR"/>
+        </w:rPr>
+      </w:pPr>
+      <w:r>
+        <w:rPr>
+          <w:rFonts w:cs="B Nazanin"/>
+          <w:rtl/>
+        </w:rPr>
+        <w:t>ترتیب پیشنهادی من از اینجا</w:t>
+      </w:r>
+      <w:r>
+        <w:rPr>
+          <w:rFonts w:cs="B Nazanin"/>
+          <w:lang w:bidi="fa-IR"/>
+        </w:rPr>
+        <w:t>:</w:t>
+      </w:r>
+    </w:p>
+    <w:p>
+      <w:pPr>
+        <w:numPr>
+          <w:ilvl w:val="0"/>
+          <w:numId w:val="3"/>
+        </w:numPr>
+        <w:bidi/>
+        <w:rPr>
+          <w:rFonts w:cs="B Nazanin"/>
+          <w:lang w:bidi="fa-IR"/>
+        </w:rPr>
+      </w:pPr>
+      <w:r>
+        <w:rPr>
+          <w:rFonts w:cs="B Nazanin"/>
+          <w:b/>
+          <w:bCs/>
+          <w:lang w:bidi="fa-IR"/>
+        </w:rPr>
+        <w:t>Introduction + Contributions</w:t>
+      </w:r>
+      <w:r>
+        <w:rPr>
+          <w:rFonts w:cs="B Nazanin"/>
+          <w:lang w:bidi="fa-IR"/>
+        </w:rPr>
+        <w:br/>
+      </w:r>
+      <w:r>
+        <w:rPr>
+          <w:rFonts w:cs="B Nazanin"/>
+          <w:rtl/>
+        </w:rPr>
+        <w:t>هدف این بخش باید این باشد که مسئله را به‌صورت طبیعی به نوآوری واقعی تو برساند</w:t>
+      </w:r>
+      <w:r>
+        <w:rPr>
+          <w:rFonts w:cs="B Nazanin"/>
+          <w:lang w:bidi="fa-IR"/>
+        </w:rPr>
+        <w:t xml:space="preserve">: </w:t>
+      </w:r>
+    </w:p>
+    <w:p>
+      <w:pPr>
+        <w:numPr>
+          <w:ilvl w:val="1"/>
+          <w:numId w:val="3"/>
+        </w:numPr>
+        <w:bidi/>
+        <w:rPr>
+          <w:rFonts w:cs="B Nazanin"/>
+          <w:lang w:bidi="fa-IR"/>
+        </w:rPr>
+      </w:pPr>
+      <w:r>
+        <w:rPr>
+          <w:rFonts w:cs="B Nazanin"/>
+          <w:rtl/>
+        </w:rPr>
+        <w:t>مشکل</w:t>
+      </w:r>
+      <w:r>
+        <w:rPr>
+          <w:rFonts w:cs="B Nazanin"/>
+          <w:lang w:bidi="fa-IR"/>
+        </w:rPr>
+        <w:t xml:space="preserve"> multi-scale representation </w:t>
+      </w:r>
+      <w:r>
+        <w:rPr>
+          <w:rFonts w:cs="B Nazanin"/>
+          <w:rtl/>
+        </w:rPr>
+        <w:t>در</w:t>
+      </w:r>
+      <w:r>
+        <w:rPr>
+          <w:rFonts w:cs="B Nazanin"/>
+          <w:lang w:bidi="fa-IR"/>
+        </w:rPr>
+        <w:t xml:space="preserve"> polyp segmentation </w:t>
+      </w:r>
+    </w:p>
+    <w:p>
+      <w:pPr>
+        <w:numPr>
+          <w:ilvl w:val="1"/>
+          <w:numId w:val="3"/>
+        </w:numPr>
+        <w:bidi/>
+        <w:rPr>
+          <w:rFonts w:cs="B Nazanin"/>
+          <w:lang w:bidi="fa-IR"/>
+        </w:rPr>
+      </w:pPr>
+      <w:r>
+        <w:rPr>
+          <w:rFonts w:cs="B Nazanin"/>
+          <w:rtl/>
+        </w:rPr>
+        <w:t>محدودیت استفاده ثابت از</w:t>
+      </w:r>
+      <w:r>
+        <w:rPr>
+          <w:rFonts w:cs="B Nazanin"/>
+          <w:lang w:bidi="fa-IR"/>
+        </w:rPr>
+        <w:t xml:space="preserve"> kernel</w:t>
+      </w:r>
+      <w:r>
+        <w:rPr>
+          <w:rFonts w:cs="B Nazanin"/>
+          <w:rtl/>
+        </w:rPr>
+        <w:t xml:space="preserve">های چندمقیاسی </w:t>
+      </w:r>
+    </w:p>
+    <w:p>
+      <w:pPr>
+        <w:numPr>
+          <w:ilvl w:val="1"/>
+          <w:numId w:val="3"/>
+        </w:numPr>
+        <w:bidi/>
+        <w:rPr>
+          <w:rFonts w:cs="B Nazanin"/>
+          <w:lang w:bidi="fa-IR"/>
+        </w:rPr>
+      </w:pPr>
+      <w:r>
+        <w:rPr>
+          <w:rFonts w:cs="B Nazanin"/>
+          <w:rtl/>
+        </w:rPr>
+        <w:t>ارزش</w:t>
+      </w:r>
+      <w:r>
+        <w:rPr>
+          <w:rFonts w:cs="B Nazanin"/>
+          <w:lang w:bidi="fa-IR"/>
+        </w:rPr>
+        <w:t xml:space="preserve"> frequency information </w:t>
+      </w:r>
+    </w:p>
+    <w:p>
+      <w:pPr>
+        <w:numPr>
+          <w:ilvl w:val="1"/>
+          <w:numId w:val="3"/>
+        </w:numPr>
+        <w:bidi/>
+        <w:rPr>
+          <w:rFonts w:cs="B Nazanin"/>
+          <w:lang w:bidi="fa-IR"/>
+        </w:rPr>
+      </w:pPr>
+      <w:r>
+        <w:rPr>
+          <w:rFonts w:cs="B Nazanin"/>
+          <w:lang w:bidi="fa-IR"/>
+        </w:rPr>
+        <w:t xml:space="preserve">gap: </w:t>
+      </w:r>
+      <w:r>
+        <w:rPr>
+          <w:rFonts w:cs="B Nazanin"/>
+          <w:rtl/>
+        </w:rPr>
+        <w:t>استفاده از</w:t>
+      </w:r>
+      <w:r>
+        <w:rPr>
+          <w:rFonts w:cs="B Nazanin"/>
+          <w:lang w:bidi="fa-IR"/>
+        </w:rPr>
+        <w:t xml:space="preserve"> frequency descriptor </w:t>
+      </w:r>
+      <w:r>
+        <w:rPr>
+          <w:rFonts w:cs="B Nazanin"/>
+          <w:rtl/>
+        </w:rPr>
+        <w:t xml:space="preserve">برای </w:t>
+      </w:r>
+      <w:r>
+        <w:rPr>
+          <w:rFonts w:cs="B Nazanin"/>
+          <w:b/>
+          <w:bCs/>
+          <w:lang w:bidi="fa-IR"/>
+        </w:rPr>
+        <w:t>adaptive control of multi-scale branches</w:t>
+      </w:r>
+      <w:r>
+        <w:rPr>
+          <w:rFonts w:cs="B Nazanin"/>
+          <w:lang w:bidi="fa-IR"/>
+        </w:rPr>
+        <w:t xml:space="preserve"> </w:t>
+      </w:r>
+    </w:p>
+    <w:p>
+      <w:pPr>
+        <w:numPr>
+          <w:ilvl w:val="1"/>
+          <w:numId w:val="3"/>
+        </w:numPr>
+        <w:bidi/>
+        <w:rPr>
+          <w:rFonts w:cs="B Nazanin"/>
+          <w:lang w:bidi="fa-IR"/>
+        </w:rPr>
+      </w:pPr>
+      <w:r>
+        <w:rPr>
+          <w:rFonts w:cs="B Nazanin"/>
+          <w:rtl/>
+        </w:rPr>
+        <w:t>سپس معرفی</w:t>
+      </w:r>
+      <w:r>
+        <w:rPr>
+          <w:rFonts w:cs="B Nazanin"/>
+          <w:lang w:bidi="fa-IR"/>
+        </w:rPr>
+        <w:t xml:space="preserve"> RFG-MSCB </w:t>
+      </w:r>
+    </w:p>
+    <w:p>
+      <w:pPr>
+        <w:numPr>
+          <w:ilvl w:val="0"/>
+          <w:numId w:val="3"/>
+        </w:numPr>
+        <w:bidi/>
+        <w:rPr>
+          <w:rFonts w:cs="B Nazanin"/>
+          <w:lang w:bidi="fa-IR"/>
+        </w:rPr>
+      </w:pPr>
+      <w:r>
+        <w:rPr>
+          <w:rFonts w:cs="B Nazanin"/>
+          <w:b/>
+          <w:bCs/>
+          <w:lang w:bidi="fa-IR"/>
+        </w:rPr>
+        <w:t>Related Work</w:t>
+      </w:r>
+      <w:r>
+        <w:rPr>
+          <w:rFonts w:cs="B Nazanin"/>
+          <w:lang w:bidi="fa-IR"/>
+        </w:rPr>
+        <w:br/>
+      </w:r>
+      <w:r>
+        <w:rPr>
+          <w:rFonts w:cs="B Nazanin"/>
+          <w:rtl/>
+        </w:rPr>
+        <w:t>بعد از اینکه</w:t>
+      </w:r>
+      <w:r>
+        <w:rPr>
+          <w:rFonts w:cs="B Nazanin"/>
+          <w:lang w:bidi="fa-IR"/>
+        </w:rPr>
+        <w:t xml:space="preserve"> Introduction </w:t>
+      </w:r>
+      <w:r>
+        <w:rPr>
+          <w:rFonts w:cs="B Nazanin"/>
+          <w:rtl/>
+        </w:rPr>
+        <w:t xml:space="preserve">معلوم شد، </w:t>
+      </w:r>
+      <w:r>
+        <w:rPr>
+          <w:rFonts w:cs="B Nazanin"/>
+          <w:lang w:bidi="fa-IR"/>
+        </w:rPr>
+        <w:t xml:space="preserve">Related Work </w:t>
+      </w:r>
+      <w:r>
+        <w:rPr>
+          <w:rFonts w:cs="B Nazanin"/>
+          <w:rtl/>
+        </w:rPr>
+        <w:t>را در سه محور بازنویسی کنیم</w:t>
+      </w:r>
+      <w:r>
+        <w:rPr>
+          <w:rFonts w:cs="B Nazanin"/>
+          <w:lang w:bidi="fa-IR"/>
+        </w:rPr>
+        <w:t>:</w:t>
+      </w:r>
+    </w:p>
+    <w:p>
+      <w:pPr>
+        <w:numPr>
+          <w:ilvl w:val="1"/>
+          <w:numId w:val="3"/>
+        </w:numPr>
+        <w:bidi/>
+        <w:rPr>
+          <w:rFonts w:cs="B Nazanin"/>
+          <w:lang w:bidi="fa-IR"/>
+        </w:rPr>
+      </w:pPr>
+      <w:r>
+        <w:rPr>
+          <w:rFonts w:cs="B Nazanin"/>
+          <w:lang w:bidi="fa-IR"/>
+        </w:rPr>
+        <w:t xml:space="preserve">Polyp segmentation architectures </w:t>
+      </w:r>
+    </w:p>
+    <w:p>
+      <w:pPr>
+        <w:numPr>
+          <w:ilvl w:val="1"/>
+          <w:numId w:val="3"/>
+        </w:numPr>
+        <w:bidi/>
+        <w:rPr>
+          <w:rFonts w:cs="B Nazanin"/>
+          <w:lang w:bidi="fa-IR"/>
+        </w:rPr>
+      </w:pPr>
+      <w:r>
+        <w:rPr>
+          <w:rFonts w:cs="B Nazanin"/>
+          <w:lang w:bidi="fa-IR"/>
+        </w:rPr>
+        <w:t xml:space="preserve">Frequency-aware feature modeling </w:t>
+      </w:r>
+    </w:p>
+    <w:p>
+      <w:pPr>
+        <w:numPr>
+          <w:ilvl w:val="1"/>
+          <w:numId w:val="3"/>
+        </w:numPr>
+        <w:bidi/>
+        <w:rPr>
+          <w:rFonts w:cs="B Nazanin"/>
+          <w:lang w:bidi="fa-IR"/>
+        </w:rPr>
+      </w:pPr>
+      <w:r>
+        <w:rPr>
+          <w:rFonts w:cs="B Nazanin"/>
+          <w:lang w:bidi="fa-IR"/>
+        </w:rPr>
+        <w:t xml:space="preserve">Multi-scale convolution / adaptive scale selection </w:t>
+      </w:r>
+    </w:p>
+    <w:p>
+      <w:pPr>
+        <w:bidi/>
+        <w:rPr>
+          <w:rFonts w:cs="B Nazanin"/>
+          <w:lang w:bidi="fa-IR"/>
+        </w:rPr>
+      </w:pPr>
+      <w:r>
+        <w:rPr>
+          <w:rFonts w:cs="B Nazanin"/>
+          <w:rtl/>
+        </w:rPr>
+        <w:t>این بخش باید دقیقاً نشان دهد که</w:t>
+      </w:r>
+      <w:r>
+        <w:rPr>
+          <w:rFonts w:cs="B Nazanin"/>
+          <w:lang w:bidi="fa-IR"/>
+        </w:rPr>
+        <w:t xml:space="preserve"> FAFEM </w:t>
+      </w:r>
+      <w:r>
+        <w:rPr>
+          <w:rFonts w:cs="B Nazanin"/>
+          <w:rtl/>
+        </w:rPr>
+        <w:t>و</w:t>
+      </w:r>
+      <w:r>
+        <w:rPr>
+          <w:rFonts w:cs="B Nazanin"/>
+          <w:lang w:bidi="fa-IR"/>
+        </w:rPr>
+        <w:t xml:space="preserve"> MSCB </w:t>
+      </w:r>
+      <w:r>
+        <w:rPr>
+          <w:rFonts w:cs="B Nazanin"/>
+          <w:rtl/>
+        </w:rPr>
+        <w:t>کارهای قبلی هستند و تفاوت روش تو کجاست</w:t>
+      </w:r>
+      <w:r>
+        <w:rPr>
+          <w:rFonts w:cs="B Nazanin"/>
+          <w:lang w:bidi="fa-IR"/>
+        </w:rPr>
+        <w:t>.</w:t>
+      </w:r>
+    </w:p>
+    <w:p>
+      <w:pPr>
+        <w:numPr>
+          <w:ilvl w:val="0"/>
+          <w:numId w:val="3"/>
+        </w:numPr>
+        <w:bidi/>
+        <w:rPr>
+          <w:rFonts w:cs="B Nazanin"/>
+          <w:lang w:bidi="fa-IR"/>
+        </w:rPr>
+      </w:pPr>
+      <w:r>
+        <w:rPr>
+          <w:rFonts w:cs="B Nazanin"/>
+          <w:b/>
+          <w:bCs/>
+          <w:lang w:bidi="fa-IR"/>
+        </w:rPr>
+        <w:t>Experiments</w:t>
+      </w:r>
+      <w:r>
+        <w:rPr>
+          <w:rFonts w:cs="B Nazanin"/>
+          <w:lang w:bidi="fa-IR"/>
+        </w:rPr>
+        <w:br/>
+      </w:r>
+      <w:r>
+        <w:rPr>
+          <w:rFonts w:cs="B Nazanin"/>
+          <w:rtl/>
+        </w:rPr>
+        <w:t>بعد می‌رویم سراغ</w:t>
+      </w:r>
+      <w:r>
+        <w:rPr>
+          <w:rFonts w:cs="B Nazanin"/>
+          <w:lang w:bidi="fa-IR"/>
+        </w:rPr>
+        <w:t xml:space="preserve">: </w:t>
+      </w:r>
+    </w:p>
+    <w:p>
+      <w:pPr>
+        <w:numPr>
+          <w:ilvl w:val="1"/>
+          <w:numId w:val="3"/>
+        </w:numPr>
+        <w:bidi/>
+        <w:rPr>
+          <w:rFonts w:cs="B Nazanin"/>
+          <w:lang w:bidi="fa-IR"/>
+        </w:rPr>
+      </w:pPr>
+      <w:r>
+        <w:rPr>
+          <w:rFonts w:cs="B Nazanin"/>
+          <w:lang w:bidi="fa-IR"/>
+        </w:rPr>
+        <w:t xml:space="preserve">Dataset </w:t>
+      </w:r>
+    </w:p>
+    <w:p>
+      <w:pPr>
+        <w:numPr>
+          <w:ilvl w:val="1"/>
+          <w:numId w:val="3"/>
+        </w:numPr>
+        <w:bidi/>
+        <w:rPr>
+          <w:rFonts w:cs="B Nazanin"/>
+          <w:lang w:bidi="fa-IR"/>
+        </w:rPr>
+      </w:pPr>
+      <w:r>
+        <w:rPr>
+          <w:rFonts w:cs="B Nazanin"/>
+          <w:lang w:bidi="fa-IR"/>
+        </w:rPr>
+        <w:t xml:space="preserve">Training protocol </w:t>
+      </w:r>
+    </w:p>
+    <w:p>
+      <w:pPr>
+        <w:numPr>
+          <w:ilvl w:val="1"/>
+          <w:numId w:val="3"/>
+        </w:numPr>
+        <w:bidi/>
+        <w:rPr>
+          <w:rFonts w:cs="B Nazanin"/>
+          <w:lang w:bidi="fa-IR"/>
+        </w:rPr>
+      </w:pPr>
+      <w:r>
+        <w:rPr>
+          <w:rFonts w:cs="B Nazanin"/>
+          <w:lang w:bidi="fa-IR"/>
+        </w:rPr>
+        <w:t xml:space="preserve">Loss </w:t>
+      </w:r>
+    </w:p>
+    <w:p>
+      <w:pPr>
+        <w:numPr>
+          <w:ilvl w:val="1"/>
+          <w:numId w:val="3"/>
+        </w:numPr>
+        <w:bidi/>
+        <w:rPr>
+          <w:rFonts w:cs="B Nazanin"/>
+          <w:lang w:bidi="fa-IR"/>
+        </w:rPr>
+      </w:pPr>
+      <w:r>
+        <w:rPr>
+          <w:rFonts w:cs="B Nazanin"/>
+          <w:lang w:bidi="fa-IR"/>
+        </w:rPr>
+        <w:t xml:space="preserve">Evaluation metrics </w:t>
+      </w:r>
+    </w:p>
+    <w:p>
+      <w:pPr>
+        <w:numPr>
+          <w:ilvl w:val="1"/>
+          <w:numId w:val="3"/>
+        </w:numPr>
+        <w:bidi/>
+        <w:rPr>
+          <w:rFonts w:cs="B Nazanin"/>
+          <w:lang w:bidi="fa-IR"/>
+        </w:rPr>
+      </w:pPr>
+      <w:r>
+        <w:rPr>
+          <w:rFonts w:cs="B Nazanin"/>
+          <w:lang w:bidi="fa-IR"/>
+        </w:rPr>
+        <w:t xml:space="preserve">Implementation details </w:t>
+      </w:r>
+    </w:p>
+    <w:p>
+      <w:pPr>
+        <w:numPr>
+          <w:ilvl w:val="0"/>
+          <w:numId w:val="3"/>
+        </w:numPr>
+        <w:bidi/>
+        <w:rPr>
+          <w:rFonts w:cs="B Nazanin"/>
+          <w:lang w:bidi="fa-IR"/>
+        </w:rPr>
+      </w:pPr>
+      <w:r>
+        <w:rPr>
+          <w:rFonts w:cs="B Nazanin"/>
+          <w:b/>
+          <w:bCs/>
+          <w:lang w:bidi="fa-IR"/>
+        </w:rPr>
+        <w:t>Ablation Study</w:t>
+      </w:r>
+      <w:r>
+        <w:rPr>
+          <w:rFonts w:cs="B Nazanin"/>
+          <w:lang w:bidi="fa-IR"/>
+        </w:rPr>
+        <w:br/>
+      </w:r>
+      <w:r>
+        <w:rPr>
+          <w:rFonts w:cs="B Nazanin"/>
+          <w:rtl/>
+        </w:rPr>
+        <w:t>این بخش برای مقاله تو خیلی مهم است، چون باید اثبات کند</w:t>
+      </w:r>
+      <w:r>
+        <w:rPr>
+          <w:rFonts w:cs="B Nazanin"/>
+          <w:lang w:bidi="fa-IR"/>
+        </w:rPr>
+        <w:t xml:space="preserve">: </w:t>
+      </w:r>
+    </w:p>
+    <w:p>
+      <w:pPr>
+        <w:numPr>
+          <w:ilvl w:val="1"/>
+          <w:numId w:val="3"/>
+        </w:numPr>
+        <w:bidi/>
+        <w:rPr>
+          <w:rFonts w:cs="B Nazanin"/>
+          <w:lang w:bidi="fa-IR"/>
+        </w:rPr>
+      </w:pPr>
+      <w:r>
+        <w:rPr>
+          <w:rFonts w:cs="B Nazanin"/>
+          <w:lang w:bidi="fa-IR"/>
+        </w:rPr>
+        <w:t xml:space="preserve">FAFEM alone </w:t>
+      </w:r>
+      <w:r>
+        <w:rPr>
+          <w:rFonts w:cs="B Nazanin"/>
+          <w:rtl/>
+        </w:rPr>
+        <w:t xml:space="preserve">چه می‌کند </w:t>
+      </w:r>
+    </w:p>
+    <w:p>
+      <w:pPr>
+        <w:numPr>
+          <w:ilvl w:val="1"/>
+          <w:numId w:val="3"/>
+        </w:numPr>
+        <w:bidi/>
+        <w:rPr>
+          <w:rFonts w:cs="B Nazanin"/>
+          <w:lang w:bidi="fa-IR"/>
+        </w:rPr>
+      </w:pPr>
+      <w:r>
+        <w:rPr>
+          <w:rFonts w:cs="B Nazanin"/>
+          <w:lang w:bidi="fa-IR"/>
+        </w:rPr>
+        <w:lastRenderedPageBreak/>
+        <w:t xml:space="preserve">MSCB alone </w:t>
+      </w:r>
+      <w:r>
+        <w:rPr>
+          <w:rFonts w:cs="B Nazanin"/>
+          <w:rtl/>
+        </w:rPr>
+        <w:t xml:space="preserve">چه می‌کند </w:t>
+      </w:r>
+    </w:p>
+    <w:p>
+      <w:pPr>
+        <w:numPr>
+          <w:ilvl w:val="1"/>
+          <w:numId w:val="3"/>
+        </w:numPr>
+        <w:bidi/>
+        <w:rPr>
+          <w:rFonts w:cs="B Nazanin"/>
+          <w:lang w:bidi="fa-IR"/>
+        </w:rPr>
+      </w:pPr>
+      <w:r>
+        <w:rPr>
+          <w:rFonts w:cs="B Nazanin"/>
+          <w:lang w:bidi="fa-IR"/>
+        </w:rPr>
+        <w:t xml:space="preserve">Frequency-guided MSCB </w:t>
+      </w:r>
+      <w:r>
+        <w:rPr>
+          <w:rFonts w:cs="B Nazanin"/>
+          <w:rtl/>
+        </w:rPr>
+        <w:t xml:space="preserve">چه می‌کند </w:t>
+      </w:r>
+    </w:p>
+    <w:p>
+      <w:pPr>
+        <w:numPr>
+          <w:ilvl w:val="1"/>
+          <w:numId w:val="3"/>
+        </w:numPr>
+        <w:bidi/>
+        <w:rPr>
+          <w:rFonts w:cs="B Nazanin"/>
+          <w:lang w:bidi="fa-IR"/>
+        </w:rPr>
+      </w:pPr>
+      <w:r>
+        <w:rPr>
+          <w:rFonts w:cs="B Nazanin"/>
+          <w:lang w:bidi="fa-IR"/>
+        </w:rPr>
+        <w:t xml:space="preserve">residual guidance </w:t>
+      </w:r>
+      <w:r>
+        <w:rPr>
+          <w:rFonts w:cs="B Nazanin"/>
+          <w:rtl/>
+        </w:rPr>
+        <w:t xml:space="preserve">چه نقشی دارد </w:t>
+      </w:r>
+    </w:p>
+    <w:p>
+      <w:pPr>
+        <w:numPr>
+          <w:ilvl w:val="1"/>
+          <w:numId w:val="3"/>
+        </w:numPr>
+        <w:bidi/>
+        <w:rPr>
+          <w:rFonts w:cs="B Nazanin"/>
+          <w:lang w:bidi="fa-IR"/>
+        </w:rPr>
+      </w:pPr>
+      <w:r>
+        <w:rPr>
+          <w:rFonts w:cs="B Nazanin"/>
+          <w:lang w:bidi="fa-IR"/>
+        </w:rPr>
+        <w:t xml:space="preserve">Stage-3 placement </w:t>
+      </w:r>
+      <w:r>
+        <w:rPr>
+          <w:rFonts w:cs="B Nazanin"/>
+          <w:rtl/>
+        </w:rPr>
+        <w:t xml:space="preserve">چرا انتخاب شده </w:t>
+      </w:r>
+    </w:p>
+    <w:p>
+      <w:pPr>
+        <w:numPr>
+          <w:ilvl w:val="0"/>
+          <w:numId w:val="3"/>
+        </w:numPr>
+        <w:bidi/>
+        <w:rPr>
+          <w:rFonts w:cs="B Nazanin"/>
+          <w:lang w:bidi="fa-IR"/>
+        </w:rPr>
+      </w:pPr>
+      <w:r>
+        <w:rPr>
+          <w:rFonts w:cs="B Nazanin"/>
+          <w:rtl/>
+        </w:rPr>
+        <w:t>بعد</w:t>
+      </w:r>
+      <w:r>
+        <w:rPr>
+          <w:rFonts w:cs="B Nazanin"/>
+          <w:lang w:bidi="fa-IR"/>
+        </w:rPr>
+        <w:t>:</w:t>
+      </w:r>
+      <w:r>
+        <w:rPr>
+          <w:rFonts w:cs="B Nazanin"/>
+          <w:lang w:bidi="fa-IR"/>
+        </w:rPr>
+        <w:br/>
+      </w:r>
+      <w:r>
+        <w:rPr>
+          <w:rFonts w:cs="B Nazanin"/>
+          <w:b/>
+          <w:bCs/>
+          <w:lang w:bidi="fa-IR"/>
+        </w:rPr>
+        <w:t>SOTA comparison → Discussion → Conclusion → Abstract</w:t>
+      </w:r>
+    </w:p>
+    <w:p>
+      <w:pPr>
+        <w:bidi/>
+        <w:rPr>
+          <w:rFonts w:cs="B Nazanin"/>
+          <w:rtl/>
+          <w:lang w:bidi="fa-IR"/>
+        </w:rPr>
+      </w:pPr>
+    </w:p>
+    <w:p>
+      <w:pPr>
+        <w:pBdr>
+          <w:bottom w:val="single" w:sz="12" w:space="1" w:color="auto"/>
+        </w:pBdr>
+        <w:bidi/>
+        <w:rPr>
+          <w:rFonts w:cs="B Nazanin"/>
+          <w:rtl/>
+          <w:lang w:bidi="fa-IR"/>
+        </w:rPr>
+      </w:pPr>
+    </w:p>
+    <w:p>
+      <w:pPr>
+        <w:bidi/>
+        <w:rPr>
+          <w:rFonts w:cs="B Nazanin"/>
+          <w:lang w:bidi="fa-IR"/>
+        </w:rPr>
+      </w:pPr>
+      <w:r>
+        <w:rPr>
+          <w:rFonts w:cs="B Nazanin"/>
+          <w:rtl/>
+        </w:rPr>
+        <w:t>برای مقاله‌ی تو حتی پیشنهاد می‌کنم تعداد مدل‌ها را زیاد نکنی. مثلاً این ترکیب خیلی تمیز است</w:t>
+      </w:r>
+      <w:r>
+        <w:rPr>
+          <w:rFonts w:cs="B Nazanin"/>
+          <w:lang w:bidi="fa-IR"/>
+        </w:rPr>
+        <w:t>:</w:t>
+      </w:r>
+    </w:p>
+    <w:p>
+      <w:pPr>
+        <w:bidi/>
+        <w:rPr>
+          <w:rFonts w:cs="B Nazanin"/>
+          <w:lang w:bidi="fa-IR"/>
+        </w:rPr>
+      </w:pPr>
+      <w:r>
+        <w:rPr>
+          <w:rFonts w:cs="B Nazanin"/>
+          <w:b/>
+          <w:bCs/>
+          <w:lang w:bidi="fa-IR"/>
+        </w:rPr>
+        <w:t xml:space="preserve">Image | GT | Baseline | FAFEM | Proposed RFG-MSCB | 2–3 </w:t>
+      </w:r>
+      <w:r>
+        <w:rPr>
+          <w:rFonts w:cs="B Nazanin"/>
+          <w:b/>
+          <w:bCs/>
+          <w:rtl/>
+        </w:rPr>
+        <w:t>روش شناخته‌شده</w:t>
+      </w:r>
+    </w:p>
+    <w:p>
+      <w:pPr>
+        <w:pBdr>
+          <w:bottom w:val="single" w:sz="12" w:space="1" w:color="auto"/>
+        </w:pBdr>
+        <w:bidi/>
+        <w:rPr>
+          <w:rFonts w:cs="B Nazanin"/>
+          <w:lang w:bidi="fa-IR"/>
+        </w:rPr>
+      </w:pPr>
+      <w:r>
+        <w:rPr>
+          <w:rFonts w:cs="B Nazanin"/>
+          <w:rtl/>
+        </w:rPr>
+        <w:t xml:space="preserve">مزیتش این است که سه ستون اصلی </w:t>
+      </w:r>
+      <w:r>
+        <w:rPr>
+          <w:rFonts w:cs="B Nazanin"/>
+          <w:lang w:bidi="fa-IR"/>
+        </w:rPr>
+        <w:t xml:space="preserve">Baseline → FAFEM → Proposed </w:t>
+      </w:r>
+      <w:r>
+        <w:rPr>
+          <w:rFonts w:cs="B Nazanin"/>
+          <w:rtl/>
+        </w:rPr>
+        <w:t>مستقیماً نشان می‌دهند</w:t>
+      </w:r>
+      <w:r>
+        <w:rPr>
+          <w:rFonts w:cs="B Nazanin"/>
+          <w:lang w:bidi="fa-IR"/>
+        </w:rPr>
+        <w:t xml:space="preserve"> contribution </w:t>
+      </w:r>
+      <w:r>
+        <w:rPr>
+          <w:rFonts w:cs="B Nazanin"/>
+          <w:rtl/>
+        </w:rPr>
+        <w:t xml:space="preserve">خودت چه تغییری ایجاد کرده؛ این برای مقاله‌ی تو از قرار دادن </w:t>
+      </w:r>
+      <w:r>
+        <w:rPr>
+          <w:rFonts w:cs="B Nazanin"/>
+          <w:rtl/>
+          <w:lang w:bidi="fa-IR"/>
+        </w:rPr>
+        <w:t>۷</w:t>
+      </w:r>
+      <w:r>
+        <w:rPr>
+          <w:rFonts w:ascii="Arial" w:hAnsi="Arial" w:cs="Arial" w:hint="cs"/>
+          <w:rtl/>
+          <w:lang w:bidi="fa-IR"/>
+        </w:rPr>
+        <w:t>–</w:t>
+      </w:r>
+      <w:r>
+        <w:rPr>
+          <w:rFonts w:cs="B Nazanin" w:hint="cs"/>
+          <w:rtl/>
+          <w:lang w:bidi="fa-IR"/>
+        </w:rPr>
+        <w:t>۸</w:t>
+      </w:r>
+      <w:r>
+        <w:rPr>
+          <w:rFonts w:cs="B Nazanin"/>
+          <w:rtl/>
+        </w:rPr>
+        <w:t xml:space="preserve"> مدل خارجی مهم‌تر است</w:t>
+      </w:r>
+      <w:r>
+        <w:rPr>
+          <w:rFonts w:cs="B Nazanin"/>
+          <w:lang w:bidi="fa-IR"/>
+        </w:rPr>
+        <w:t>.</w:t>
+      </w:r>
+    </w:p>
+    <w:p>
+      <w:pPr>
+        <w:bidi/>
+        <w:rPr>
+          <w:rFonts w:cs="Calibri"/>
+          <w:rtl/>
+          <w:lang w:bidi="fa-IR"/>
+        </w:rPr>
+      </w:pPr>
+    </w:p>
+    <w:p>
+      <w:pPr>
+        <w:bidi/>
+        <w:rPr>
+          <w:rFonts w:cs="B Nazanin" w:hint="cs"/>
+          <w:rtl/>
+          <w:lang w:bidi="fa-IR"/>
+        </w:rPr>
       </w:pPr>
     </w:p>
     <w:sectPr>
@@ -538,8 +2229,217 @@
       </w:rPr>
     </w:lvl>
   </w:abstractNum>
+  <w:abstractNum w:abstractNumId="1" w15:restartNumberingAfterBreak="0">
+    <w:nsid w:val="5A99734C"/>
+    <w:multiLevelType w:val="hybridMultilevel"/>
+    <w:tmpl w:val="E1F2C6EE"/>
+    <w:lvl w:ilvl="0" w:tplc="0409000F">
+      <w:start w:val="1"/>
+      <w:numFmt w:val="decimal"/>
+      <w:lvlText w:val="%1."/>
+      <w:lvlJc w:val="left"/>
+      <w:pPr>
+        <w:ind w:left="720" w:hanging="360"/>
+      </w:pPr>
+    </w:lvl>
+    <w:lvl w:ilvl="1" w:tplc="04090019" w:tentative="1">
+      <w:start w:val="1"/>
+      <w:numFmt w:val="lowerLetter"/>
+      <w:lvlText w:val="%2."/>
+      <w:lvlJc w:val="left"/>
+      <w:pPr>
+        <w:ind w:left="1440" w:hanging="360"/>
+      </w:pPr>
+    </w:lvl>
+    <w:lvl w:ilvl="2" w:tplc="0409001B" w:tentative="1">
+      <w:start w:val="1"/>
+      <w:numFmt w:val="lowerRoman"/>
+      <w:lvlText w:val="%3."/>
+      <w:lvlJc w:val="right"/>
+      <w:pPr>
+        <w:ind w:left="2160" w:hanging="180"/>
+      </w:pPr>
+    </w:lvl>
+    <w:lvl w:ilvl="3" w:tplc="0409000F" w:tentative="1">
+      <w:start w:val="1"/>
+      <w:numFmt w:val="decimal"/>
+      <w:lvlText w:val="%4."/>
+      <w:lvlJc w:val="left"/>
+      <w:pPr>
+        <w:ind w:left="2880" w:hanging="360"/>
+      </w:pPr>
+    </w:lvl>
+    <w:lvl w:ilvl="4" w:tplc="04090019" w:tentative="1">
+      <w:start w:val="1"/>
+      <w:numFmt w:val="lowerLetter"/>
+      <w:lvlText w:val="%5."/>
+      <w:lvlJc w:val="left"/>
+      <w:pPr>
+        <w:ind w:left="3600" w:hanging="360"/>
+      </w:pPr>
+    </w:lvl>
+    <w:lvl w:ilvl="5" w:tplc="0409001B" w:tentative="1">
+      <w:start w:val="1"/>
+      <w:numFmt w:val="lowerRoman"/>
+      <w:lvlText w:val="%6."/>
+      <w:lvlJc w:val="right"/>
+      <w:pPr>
+        <w:ind w:left="4320" w:hanging="180"/>
+      </w:pPr>
+    </w:lvl>
+    <w:lvl w:ilvl="6" w:tplc="0409000F" w:tentative="1">
+      <w:start w:val="1"/>
+      <w:numFmt w:val="decimal"/>
+      <w:lvlText w:val="%7."/>
+      <w:lvlJc w:val="left"/>
+      <w:pPr>
+        <w:ind w:left="5040" w:hanging="360"/>
+      </w:pPr>
+    </w:lvl>
+    <w:lvl w:ilvl="7" w:tplc="04090019" w:tentative="1">
+      <w:start w:val="1"/>
+      <w:numFmt w:val="lowerLetter"/>
+      <w:lvlText w:val="%8."/>
+      <w:lvlJc w:val="left"/>
+      <w:pPr>
+        <w:ind w:left="5760" w:hanging="360"/>
+      </w:pPr>
+    </w:lvl>
+    <w:lvl w:ilvl="8" w:tplc="0409001B" w:tentative="1">
+      <w:start w:val="1"/>
+      <w:numFmt w:val="lowerRoman"/>
+      <w:lvlText w:val="%9."/>
+      <w:lvlJc w:val="right"/>
+      <w:pPr>
+        <w:ind w:left="6480" w:hanging="180"/>
+      </w:pPr>
+    </w:lvl>
+  </w:abstractNum>
+  <w:abstractNum w:abstractNumId="2" w15:restartNumberingAfterBreak="0">
+    <w:nsid w:val="75564236"/>
+    <w:multiLevelType w:val="multilevel"/>
+    <w:tmpl w:val="B038C49A"/>
+    <w:lvl w:ilvl="0">
+      <w:start w:val="1"/>
+      <w:numFmt w:val="decimal"/>
+      <w:lvlText w:val="%1."/>
+      <w:lvlJc w:val="left"/>
+      <w:pPr>
+        <w:tabs>
+          <w:tab w:val="num" w:pos="720"/>
+        </w:tabs>
+        <w:ind w:left="720" w:hanging="360"/>
+      </w:pPr>
+    </w:lvl>
+    <w:lvl w:ilvl="1">
+      <w:start w:val="1"/>
+      <w:numFmt w:val="bullet"/>
+      <w:lvlText w:val="o"/>
+      <w:lvlJc w:val="left"/>
+      <w:pPr>
+        <w:tabs>
+          <w:tab w:val="num" w:pos="1440"/>
+        </w:tabs>
+        <w:ind w:left="1440" w:hanging="360"/>
+      </w:pPr>
+      <w:rPr>
+        <w:rFonts w:ascii="Courier New" w:hAnsi="Courier New" w:hint="default"/>
+        <w:sz w:val="20"/>
+      </w:rPr>
+    </w:lvl>
+    <w:lvl w:ilvl="2" w:tentative="1">
+      <w:start w:val="1"/>
+      <w:numFmt w:val="decimal"/>
+      <w:lvlText w:val="%3."/>
+      <w:lvlJc w:val="left"/>
+      <w:pPr>
+        <w:tabs>
+          <w:tab w:val="num" w:pos="2160"/>
+        </w:tabs>
+        <w:ind w:left="2160" w:hanging="360"/>
+      </w:pPr>
+    </w:lvl>
+    <w:lvl w:ilvl="3" w:tentative="1">
+      <w:start w:val="1"/>
+      <w:numFmt w:val="decimal"/>
+      <w:lvlText w:val="%4."/>
+      <w:lvlJc w:val="left"/>
+      <w:pPr>
+        <w:tabs>
+          <w:tab w:val="num" w:pos="2880"/>
+        </w:tabs>
+        <w:ind w:left="2880" w:hanging="360"/>
+      </w:pPr>
+    </w:lvl>
+    <w:lvl w:ilvl="4" w:tentative="1">
+      <w:start w:val="1"/>
+      <w:numFmt w:val="decimal"/>
+      <w:lvlText w:val="%5."/>
+      <w:lvlJc w:val="left"/>
+      <w:pPr>
+        <w:tabs>
+          <w:tab w:val="num" w:pos="3600"/>
+        </w:tabs>
+        <w:ind w:left="3600" w:hanging="360"/>
+      </w:pPr>
+    </w:lvl>
+    <w:lvl w:ilvl="5" w:tentative="1">
+      <w:start w:val="1"/>
+      <w:numFmt w:val="decimal"/>
+      <w:lvlText w:val="%6."/>
+      <w:lvlJc w:val="left"/>
+      <w:pPr>
+        <w:tabs>
+          <w:tab w:val="num" w:pos="4320"/>
+        </w:tabs>
+        <w:ind w:left="4320" w:hanging="360"/>
+      </w:pPr>
+    </w:lvl>
+    <w:lvl w:ilvl="6" w:tentative="1">
+      <w:start w:val="1"/>
+      <w:numFmt w:val="decimal"/>
+      <w:lvlText w:val="%7."/>
+      <w:lvlJc w:val="left"/>
+      <w:pPr>
+        <w:tabs>
+          <w:tab w:val="num" w:pos="5040"/>
+        </w:tabs>
+        <w:ind w:left="5040" w:hanging="360"/>
+      </w:pPr>
+    </w:lvl>
+    <w:lvl w:ilvl="7" w:tentative="1">
+      <w:start w:val="1"/>
+      <w:numFmt w:val="decimal"/>
+      <w:lvlText w:val="%8."/>
+      <w:lvlJc w:val="left"/>
+      <w:pPr>
+        <w:tabs>
+          <w:tab w:val="num" w:pos="5760"/>
+        </w:tabs>
+        <w:ind w:left="5760" w:hanging="360"/>
+      </w:pPr>
+    </w:lvl>
+    <w:lvl w:ilvl="8" w:tentative="1">
+      <w:start w:val="1"/>
+      <w:numFmt w:val="decimal"/>
+      <w:lvlText w:val="%9."/>
+      <w:lvlJc w:val="left"/>
+      <w:pPr>
+        <w:tabs>
+          <w:tab w:val="num" w:pos="6480"/>
+        </w:tabs>
+        <w:ind w:left="6480" w:hanging="360"/>
+      </w:pPr>
+    </w:lvl>
+  </w:abstractNum>
   <w:num w:numId="1" w16cid:durableId="1389955783">
     <w:abstractNumId w:val="0"/>
+  </w:num>
+  <w:num w:numId="2" w16cid:durableId="1034498219">
+    <w:abstractNumId w:val="1"/>
+  </w:num>
+  <w:num w:numId="3" w16cid:durableId="2029480315">
+    <w:abstractNumId w:val="2"/>
   </w:num>
 </w:numbering>
 </file>
